--- a/mokdong1/2mid/word/md1s2_dialogue_check_exam.docx
+++ b/mokdong1/2mid/word/md1s2_dialogue_check_exam.docx
@@ -19,10 +19,10 @@
     </w:p>
     <w:p>
       <w:pPr>
-        <w:spacing w:after="80"/>
         <w:pBdr>
           <w:bottom w:val="single" w:sz="8" w:space="2" w:color="1F3864"/>
         </w:pBdr>
+        <w:spacing w:after="80"/>
       </w:pPr>
       <w:r>
         <w:rPr>
@@ -108,9 +108,9 @@
     </w:p>
     <w:p>
       <w:pPr>
+        <w:shd w:val="clear" w:color="auto" w:fill="F1F4F9"/>
         <w:spacing w:after="30"/>
         <w:ind w:left="85"/>
-        <w:shd w:val="clear" w:color="auto" w:fill="F1F4F9"/>
       </w:pPr>
       <w:r>
         <w:rPr>
@@ -310,9 +310,9 @@
     </w:p>
     <w:p>
       <w:pPr>
+        <w:shd w:val="clear" w:color="auto" w:fill="F1F4F9"/>
         <w:spacing w:after="30"/>
         <w:ind w:left="85"/>
-        <w:shd w:val="clear" w:color="auto" w:fill="F1F4F9"/>
       </w:pPr>
       <w:r>
         <w:rPr>
@@ -488,9 +488,9 @@
     </w:p>
     <w:p>
       <w:pPr>
+        <w:shd w:val="clear" w:color="auto" w:fill="F1F4F9"/>
         <w:spacing w:after="30"/>
         <w:ind w:left="85"/>
-        <w:shd w:val="clear" w:color="auto" w:fill="F1F4F9"/>
       </w:pPr>
       <w:r>
         <w:rPr>
@@ -702,9 +702,9 @@
     </w:p>
     <w:p>
       <w:pPr>
+        <w:shd w:val="clear" w:color="auto" w:fill="F1F4F9"/>
         <w:spacing w:after="30"/>
         <w:ind w:left="85"/>
-        <w:shd w:val="clear" w:color="auto" w:fill="F1F4F9"/>
       </w:pPr>
       <w:r>
         <w:rPr>
@@ -880,9 +880,9 @@
     </w:p>
     <w:p>
       <w:pPr>
+        <w:shd w:val="clear" w:color="auto" w:fill="F1F4F9"/>
         <w:spacing w:after="30"/>
         <w:ind w:left="85"/>
-        <w:shd w:val="clear" w:color="auto" w:fill="F1F4F9"/>
       </w:pPr>
       <w:r>
         <w:rPr>
@@ -1070,9 +1070,9 @@
     </w:p>
     <w:p>
       <w:pPr>
+        <w:shd w:val="clear" w:color="auto" w:fill="F1F4F9"/>
         <w:spacing w:after="30"/>
         <w:ind w:left="85"/>
-        <w:shd w:val="clear" w:color="auto" w:fill="F1F4F9"/>
       </w:pPr>
       <w:r>
         <w:rPr>
@@ -1200,9 +1200,9 @@
     </w:p>
     <w:p>
       <w:pPr>
+        <w:shd w:val="clear" w:color="auto" w:fill="F1F4F9"/>
         <w:spacing w:after="30"/>
         <w:ind w:left="85"/>
-        <w:shd w:val="clear" w:color="auto" w:fill="F1F4F9"/>
       </w:pPr>
       <w:r>
         <w:rPr>
@@ -1446,13 +1446,13 @@
     </w:p>
     <w:p>
       <w:pPr>
-        <w:spacing w:after="60"/>
         <w:pBdr>
           <w:top w:val="single" w:sz="4" w:space="3" w:color="9AA9C2"/>
           <w:left w:val="single" w:sz="4" w:space="3" w:color="9AA9C2"/>
           <w:bottom w:val="single" w:sz="4" w:space="3" w:color="9AA9C2"/>
           <w:right w:val="single" w:sz="4" w:space="3" w:color="9AA9C2"/>
         </w:pBdr>
+        <w:spacing w:after="60"/>
         <w:ind w:left="57" w:right="57"/>
       </w:pPr>
       <w:r>
@@ -1649,9 +1649,9 @@
     </w:p>
     <w:p>
       <w:pPr>
+        <w:shd w:val="clear" w:color="auto" w:fill="F1F4F9"/>
         <w:spacing w:after="30"/>
         <w:ind w:left="85"/>
-        <w:shd w:val="clear" w:color="auto" w:fill="F1F4F9"/>
       </w:pPr>
       <w:r>
         <w:rPr>
@@ -1779,9 +1779,9 @@
     </w:p>
     <w:p>
       <w:pPr>
+        <w:shd w:val="clear" w:color="auto" w:fill="F1F4F9"/>
         <w:spacing w:after="30"/>
         <w:ind w:left="85"/>
-        <w:shd w:val="clear" w:color="auto" w:fill="F1F4F9"/>
       </w:pPr>
       <w:r>
         <w:rPr>
@@ -1957,9 +1957,9 @@
     </w:p>
     <w:p>
       <w:pPr>
+        <w:shd w:val="clear" w:color="auto" w:fill="F1F4F9"/>
         <w:spacing w:after="30"/>
         <w:ind w:left="85"/>
-        <w:shd w:val="clear" w:color="auto" w:fill="F1F4F9"/>
       </w:pPr>
       <w:r>
         <w:rPr>
@@ -2107,9 +2107,9 @@
     </w:p>
     <w:p>
       <w:pPr>
+        <w:shd w:val="clear" w:color="auto" w:fill="F1F4F9"/>
         <w:spacing w:after="30"/>
         <w:ind w:left="85"/>
-        <w:shd w:val="clear" w:color="auto" w:fill="F1F4F9"/>
       </w:pPr>
       <w:r>
         <w:rPr>
@@ -2339,9 +2339,9 @@
     </w:p>
     <w:p>
       <w:pPr>
+        <w:shd w:val="clear" w:color="auto" w:fill="F1F4F9"/>
         <w:spacing w:after="30"/>
         <w:ind w:left="85"/>
-        <w:shd w:val="clear" w:color="auto" w:fill="F1F4F9"/>
       </w:pPr>
       <w:r>
         <w:rPr>
@@ -2639,9 +2639,9 @@
     </w:p>
     <w:p>
       <w:pPr>
+        <w:shd w:val="clear" w:color="auto" w:fill="F1F4F9"/>
         <w:spacing w:after="30"/>
         <w:ind w:left="85"/>
-        <w:shd w:val="clear" w:color="auto" w:fill="F1F4F9"/>
       </w:pPr>
       <w:r>
         <w:rPr>
@@ -2883,9 +2883,9 @@
     </w:p>
     <w:p>
       <w:pPr>
+        <w:shd w:val="clear" w:color="auto" w:fill="F1F4F9"/>
         <w:spacing w:after="30"/>
         <w:ind w:left="85"/>
-        <w:shd w:val="clear" w:color="auto" w:fill="F1F4F9"/>
       </w:pPr>
       <w:r>
         <w:rPr>
@@ -3087,9 +3087,9 @@
     </w:p>
     <w:p>
       <w:pPr>
+        <w:shd w:val="clear" w:color="auto" w:fill="F1F4F9"/>
         <w:spacing w:after="30"/>
         <w:ind w:left="85"/>
-        <w:shd w:val="clear" w:color="auto" w:fill="F1F4F9"/>
       </w:pPr>
       <w:r>
         <w:rPr>
@@ -3229,9 +3229,9 @@
     </w:p>
     <w:p>
       <w:pPr>
+        <w:shd w:val="clear" w:color="auto" w:fill="F1F4F9"/>
         <w:spacing w:after="30"/>
         <w:ind w:left="85"/>
-        <w:shd w:val="clear" w:color="auto" w:fill="F1F4F9"/>
       </w:pPr>
       <w:r>
         <w:rPr>
@@ -3359,9 +3359,9 @@
     </w:p>
     <w:p>
       <w:pPr>
+        <w:shd w:val="clear" w:color="auto" w:fill="F1F4F9"/>
         <w:spacing w:after="30"/>
         <w:ind w:left="85"/>
-        <w:shd w:val="clear" w:color="auto" w:fill="F1F4F9"/>
       </w:pPr>
       <w:r>
         <w:rPr>
@@ -3485,13 +3485,13 @@
     </w:p>
     <w:p>
       <w:pPr>
-        <w:spacing w:after="60"/>
         <w:pBdr>
           <w:top w:val="single" w:sz="4" w:space="3" w:color="9AA9C2"/>
           <w:left w:val="single" w:sz="4" w:space="3" w:color="9AA9C2"/>
           <w:bottom w:val="single" w:sz="4" w:space="3" w:color="9AA9C2"/>
           <w:right w:val="single" w:sz="4" w:space="3" w:color="9AA9C2"/>
         </w:pBdr>
+        <w:spacing w:after="60"/>
         <w:ind w:left="57" w:right="57"/>
       </w:pPr>
       <w:r>
@@ -3670,9 +3670,9 @@
     </w:p>
     <w:p>
       <w:pPr>
+        <w:shd w:val="clear" w:color="auto" w:fill="F1F4F9"/>
         <w:spacing w:after="30"/>
         <w:ind w:left="85"/>
-        <w:shd w:val="clear" w:color="auto" w:fill="F1F4F9"/>
       </w:pPr>
       <w:r>
         <w:rPr>
@@ -3833,9 +3833,9 @@
     </w:p>
     <w:p>
       <w:pPr>
+        <w:shd w:val="clear" w:color="auto" w:fill="F1F4F9"/>
         <w:spacing w:after="30"/>
         <w:ind w:left="85"/>
-        <w:shd w:val="clear" w:color="auto" w:fill="F1F4F9"/>
       </w:pPr>
       <w:r>
         <w:rPr>
@@ -3963,9 +3963,9 @@
     </w:p>
     <w:p>
       <w:pPr>
+        <w:shd w:val="clear" w:color="auto" w:fill="F1F4F9"/>
         <w:spacing w:after="30"/>
         <w:ind w:left="85"/>
-        <w:shd w:val="clear" w:color="auto" w:fill="F1F4F9"/>
       </w:pPr>
       <w:r>
         <w:rPr>
@@ -4081,9 +4081,9 @@
     </w:p>
     <w:p>
       <w:pPr>
+        <w:shd w:val="clear" w:color="auto" w:fill="F1F4F9"/>
         <w:spacing w:after="30"/>
         <w:ind w:left="85"/>
-        <w:shd w:val="clear" w:color="auto" w:fill="F1F4F9"/>
       </w:pPr>
       <w:r>
         <w:rPr>
@@ -4252,9 +4252,9 @@
     </w:p>
     <w:p>
       <w:pPr>
+        <w:shd w:val="clear" w:color="auto" w:fill="F1F4F9"/>
         <w:spacing w:after="30"/>
         <w:ind w:left="85"/>
-        <w:shd w:val="clear" w:color="auto" w:fill="F1F4F9"/>
       </w:pPr>
       <w:r>
         <w:rPr>
@@ -4382,9 +4382,9 @@
     </w:p>
     <w:p>
       <w:pPr>
+        <w:shd w:val="clear" w:color="auto" w:fill="F1F4F9"/>
         <w:spacing w:after="30"/>
         <w:ind w:left="85"/>
-        <w:shd w:val="clear" w:color="auto" w:fill="F1F4F9"/>
       </w:pPr>
       <w:r>
         <w:rPr>
@@ -4500,9 +4500,9 @@
     </w:p>
     <w:p>
       <w:pPr>
+        <w:shd w:val="clear" w:color="auto" w:fill="F1F4F9"/>
         <w:spacing w:after="30"/>
         <w:ind w:left="85"/>
-        <w:shd w:val="clear" w:color="auto" w:fill="F1F4F9"/>
       </w:pPr>
       <w:r>
         <w:rPr>
@@ -4644,9 +4644,9 @@
     </w:p>
     <w:p>
       <w:pPr>
+        <w:shd w:val="clear" w:color="auto" w:fill="F1F4F9"/>
         <w:spacing w:after="30"/>
         <w:ind w:left="85"/>
-        <w:shd w:val="clear" w:color="auto" w:fill="F1F4F9"/>
       </w:pPr>
       <w:r>
         <w:rPr>
@@ -4906,9 +4906,9 @@
     </w:p>
     <w:p>
       <w:pPr>
+        <w:shd w:val="clear" w:color="auto" w:fill="F1F4F9"/>
         <w:spacing w:after="30"/>
         <w:ind w:left="85"/>
-        <w:shd w:val="clear" w:color="auto" w:fill="F1F4F9"/>
       </w:pPr>
       <w:r>
         <w:rPr>
@@ -5060,9 +5060,9 @@
     </w:p>
     <w:p>
       <w:pPr>
+        <w:shd w:val="clear" w:color="auto" w:fill="F1F4F9"/>
         <w:spacing w:after="30"/>
         <w:ind w:left="85"/>
-        <w:shd w:val="clear" w:color="auto" w:fill="F1F4F9"/>
       </w:pPr>
       <w:r>
         <w:rPr>
@@ -5312,9 +5312,9 @@
     </w:p>
     <w:p>
       <w:pPr>
+        <w:shd w:val="clear" w:color="auto" w:fill="F1F4F9"/>
         <w:spacing w:after="30"/>
         <w:ind w:left="85"/>
-        <w:shd w:val="clear" w:color="auto" w:fill="F1F4F9"/>
       </w:pPr>
       <w:r>
         <w:rPr>
@@ -5442,9 +5442,9 @@
     </w:p>
     <w:p>
       <w:pPr>
+        <w:shd w:val="clear" w:color="auto" w:fill="F1F4F9"/>
         <w:spacing w:after="30"/>
         <w:ind w:left="85"/>
-        <w:shd w:val="clear" w:color="auto" w:fill="F1F4F9"/>
       </w:pPr>
       <w:r>
         <w:rPr>
@@ -5572,9 +5572,9 @@
     </w:p>
     <w:p>
       <w:pPr>
+        <w:shd w:val="clear" w:color="auto" w:fill="F1F4F9"/>
         <w:spacing w:after="30"/>
         <w:ind w:left="85"/>
-        <w:shd w:val="clear" w:color="auto" w:fill="F1F4F9"/>
       </w:pPr>
       <w:r>
         <w:rPr>
@@ -5693,9 +5693,9 @@
     </w:p>
     <w:p>
       <w:pPr>
+        <w:shd w:val="clear" w:color="auto" w:fill="F1F4F9"/>
         <w:spacing w:after="30"/>
         <w:ind w:left="85"/>
-        <w:shd w:val="clear" w:color="auto" w:fill="F1F4F9"/>
       </w:pPr>
       <w:r>
         <w:rPr>
@@ -5794,8 +5794,8 @@
           <w:type w:val="continuous"/>
           <w:pgSz w:w="11906" w:h="16838"/>
           <w:pgMar w:top="680" w:right="794" w:bottom="624" w:left="794" w:header="720" w:footer="720" w:gutter="0"/>
+          <w:cols w:num="2" w:space="396" w:sep="1"/>
           <w:docGrid w:linePitch="360"/>
-          <w:cols w:num="2" w:space="396" w:sep="1"/>
         </w:sectPr>
       </w:pPr>
     </w:p>
@@ -6711,8 +6711,8 @@
     <w:sectPr>
       <w:pgSz w:w="11906" w:h="16838"/>
       <w:pgMar w:top="680" w:right="794" w:bottom="624" w:left="794" w:header="720" w:footer="720" w:gutter="0"/>
+      <w:cols w:num="1" w:space="396"/>
       <w:docGrid w:linePitch="360"/>
-      <w:cols w:num="1" w:space="396"/>
     </w:sectPr>
   </w:body>
 </w:document>
